--- a/DNF模拟赛Ⅱ/土罐的序列/土罐的序列.docx
+++ b/DNF模拟赛Ⅱ/土罐的序列/土罐的序列.docx
@@ -24,7 +24,7 @@
           <w:szCs w:val="21"/>
           <w:lang w:val="en-US" w:eastAsia="zh-CN"/>
         </w:rPr>
-        <w:t>128MB,1S,canister.xxx</w:t>
+        <w:t>128MB,2S,canister.xxx</w:t>
       </w:r>
     </w:p>
     <w:p>
@@ -77,6 +77,8 @@
         </w:rPr>
         <w:t>问题描述</w:t>
       </w:r>
+      <w:bookmarkStart w:id="5" w:name="_GoBack"/>
+      <w:bookmarkEnd w:id="5"/>
     </w:p>
     <w:p>
       <w:pPr>
@@ -195,7 +197,7 @@
           <w:szCs w:val="24"/>
           <w:lang w:val="en-US" w:eastAsia="zh-CN"/>
         </w:rPr>
-        <w:t>土罐有很多的罐子，一开始从左到右排成一排，位置标号为1到N。土罐一共有M种罐子，现在土罐要对这个罐子序列进行以下操作。</w:t>
+        <w:t>土罐有很多的罐子，一开始从左到右排成一排，位置标号为1到N，每个罐子都属于某个种类。现在土罐要对这个罐子序列进行以下操作，共M次。</w:t>
       </w:r>
     </w:p>
     <w:p>
@@ -270,10 +272,33 @@
           <w:szCs w:val="24"/>
           <w:lang w:val="en-US" w:eastAsia="zh-CN"/>
         </w:rPr>
-        <w:t>3 l len nl 将从l开始长len的子序列取出，插入到取出后的位置nl使得该子序列的位置成为[nl, nl + len - 1]</w:t>
-      </w:r>
-      <w:bookmarkStart w:id="5" w:name="_GoBack"/>
-      <w:bookmarkEnd w:id="5"/>
+        <w:t>3 l len nl 将从l开始长len的子序列取出，插入到取出后的位置nl使得该子序列的位置成为新序列的[nl, nl + len - 1]，取出后插入前的nl及以后的位置（如果存在）成为[nl, N]。</w:t>
+      </w:r>
+    </w:p>
+    <w:p>
+      <w:pPr>
+        <w:ind w:firstLine="420" w:firstLineChars="0"/>
+        <w:jc w:val="both"/>
+        <w:rPr>
+          <w:rFonts w:hint="eastAsia"/>
+          <w:b w:val="0"/>
+          <w:bCs w:val="0"/>
+          <w:sz w:val="24"/>
+          <w:szCs w:val="24"/>
+          <w:lang w:val="en-US" w:eastAsia="zh-CN"/>
+        </w:rPr>
+      </w:pPr>
+      <w:r>
+        <w:rPr>
+          <w:rFonts w:hint="eastAsia"/>
+          <w:b w:val="0"/>
+          <w:bCs w:val="0"/>
+          <w:sz w:val="24"/>
+          <w:szCs w:val="24"/>
+          <w:lang w:val="en-US" w:eastAsia="zh-CN"/>
+        </w:rPr>
+        <w:t>4 l r询问l到r之间连续相同种类罐子的段数是多少（即至少要将[l,r]划分成几个子区间才能使得每个子区间中的罐子种类数相同）。</w:t>
+      </w:r>
     </w:p>
     <w:p>
       <w:pPr>
@@ -315,6 +340,84 @@
           <w:lang w:val="en-US" w:eastAsia="zh-CN"/>
         </w:rPr>
         <w:t>输入描述</w:t>
+      </w:r>
+    </w:p>
+    <w:p>
+      <w:pPr>
+        <w:ind w:firstLine="420" w:firstLineChars="0"/>
+        <w:jc w:val="both"/>
+        <w:outlineLvl w:val="9"/>
+        <w:rPr>
+          <w:rFonts w:hint="eastAsia"/>
+          <w:b w:val="0"/>
+          <w:bCs w:val="0"/>
+          <w:sz w:val="24"/>
+          <w:szCs w:val="24"/>
+          <w:lang w:val="en-US" w:eastAsia="zh-CN"/>
+        </w:rPr>
+      </w:pPr>
+      <w:r>
+        <w:rPr>
+          <w:rFonts w:hint="eastAsia"/>
+          <w:b w:val="0"/>
+          <w:bCs w:val="0"/>
+          <w:sz w:val="24"/>
+          <w:szCs w:val="24"/>
+          <w:lang w:val="en-US" w:eastAsia="zh-CN"/>
+        </w:rPr>
+        <w:t>第一行两个整数N，M</w:t>
+      </w:r>
+    </w:p>
+    <w:p>
+      <w:pPr>
+        <w:ind w:firstLine="420" w:firstLineChars="0"/>
+        <w:jc w:val="both"/>
+        <w:outlineLvl w:val="9"/>
+        <w:rPr>
+          <w:rFonts w:hint="eastAsia"/>
+          <w:b w:val="0"/>
+          <w:bCs w:val="0"/>
+          <w:sz w:val="24"/>
+          <w:szCs w:val="24"/>
+          <w:lang w:val="en-US" w:eastAsia="zh-CN"/>
+        </w:rPr>
+      </w:pPr>
+      <w:r>
+        <w:rPr>
+          <w:rFonts w:hint="eastAsia"/>
+          <w:b w:val="0"/>
+          <w:bCs w:val="0"/>
+          <w:sz w:val="24"/>
+          <w:szCs w:val="24"/>
+          <w:lang w:val="en-US" w:eastAsia="zh-CN"/>
+        </w:rPr>
+        <w:t>第二行N个整数vi表示初始的罐子种类数</w:t>
+      </w:r>
+    </w:p>
+    <w:p>
+      <w:pPr>
+        <w:ind w:firstLine="420" w:firstLineChars="0"/>
+        <w:jc w:val="both"/>
+        <w:outlineLvl w:val="9"/>
+        <w:rPr>
+          <w:rFonts w:hint="eastAsia"/>
+          <w:b w:val="0"/>
+          <w:bCs w:val="0"/>
+          <w:sz w:val="24"/>
+          <w:szCs w:val="24"/>
+          <w:lang w:val="en-US" w:eastAsia="zh-CN"/>
+        </w:rPr>
+      </w:pPr>
+      <w:r>
+        <w:rPr>
+          <w:rFonts w:hint="eastAsia"/>
+          <w:b w:val="0"/>
+          <w:bCs w:val="0"/>
+          <w:sz w:val="24"/>
+          <w:szCs w:val="24"/>
+          <w:lang w:val="en-US" w:eastAsia="zh-CN"/>
+        </w:rPr>
+        <w:t>接下来M行每行一个操作，格式见问题描述。</w:t>
       </w:r>
     </w:p>
     <w:p>
@@ -374,6 +477,17 @@
         </w:rPr>
       </w:pPr>
       <w:bookmarkStart w:id="3" w:name="OLE_LINK6"/>
+      <w:r>
+        <w:rPr>
+          <w:rFonts w:hint="eastAsia"/>
+          <w:b w:val="0"/>
+          <w:bCs w:val="0"/>
+          <w:sz w:val="24"/>
+          <w:szCs w:val="24"/>
+          <w:lang w:val="en-US" w:eastAsia="zh-CN"/>
+        </w:rPr>
+        <w:t>对于每个4操作，输出一行一个整数，表示[l,r]内个罐子段数。</w:t>
+      </w:r>
     </w:p>
     <w:p>
       <w:pPr>
@@ -431,6 +545,17 @@
           <w:lang w:val="en-US" w:eastAsia="zh-CN"/>
         </w:rPr>
       </w:pPr>
+      <w:r>
+        <w:rPr>
+          <w:rFonts w:hint="eastAsia"/>
+          <w:b w:val="0"/>
+          <w:bCs w:val="0"/>
+          <w:sz w:val="24"/>
+          <w:szCs w:val="24"/>
+          <w:lang w:val="en-US" w:eastAsia="zh-CN"/>
+        </w:rPr>
+        <w:t>6 6</w:t>
+      </w:r>
     </w:p>
     <w:p>
       <w:pPr>
@@ -444,12 +569,22 @@
           <w:rFonts w:hint="eastAsia"/>
           <w:b w:val="0"/>
           <w:bCs w:val="0"/>
-          <w:color w:val="auto"/>
-          <w:sz w:val="24"/>
-          <w:szCs w:val="24"/>
-          <w:lang w:val="en-US" w:eastAsia="zh-CN"/>
-        </w:rPr>
-      </w:pPr>
+          <w:sz w:val="24"/>
+          <w:szCs w:val="24"/>
+          <w:lang w:val="en-US" w:eastAsia="zh-CN"/>
+        </w:rPr>
+      </w:pPr>
+      <w:r>
+        <w:rPr>
+          <w:rFonts w:hint="eastAsia"/>
+          <w:b w:val="0"/>
+          <w:bCs w:val="0"/>
+          <w:sz w:val="24"/>
+          <w:szCs w:val="24"/>
+          <w:lang w:val="en-US" w:eastAsia="zh-CN"/>
+        </w:rPr>
+        <w:t>1 1 2 2 3 3</w:t>
+      </w:r>
     </w:p>
     <w:p>
       <w:pPr>
@@ -469,6 +604,192 @@
           <w:lang w:val="en-US" w:eastAsia="zh-CN"/>
         </w:rPr>
       </w:pPr>
+      <w:r>
+        <w:rPr>
+          <w:rFonts w:hint="eastAsia"/>
+          <w:b w:val="0"/>
+          <w:bCs w:val="0"/>
+          <w:color w:val="auto"/>
+          <w:sz w:val="24"/>
+          <w:szCs w:val="24"/>
+          <w:lang w:val="en-US" w:eastAsia="zh-CN"/>
+        </w:rPr>
+        <w:t>4 1 6</w:t>
+      </w:r>
+    </w:p>
+    <w:p>
+      <w:pPr>
+        <w:widowControl w:val="0"/>
+        <w:numPr>
+          <w:ilvl w:val="0"/>
+          <w:numId w:val="0"/>
+        </w:numPr>
+        <w:jc w:val="both"/>
+        <w:rPr>
+          <w:rFonts w:hint="eastAsia"/>
+          <w:b w:val="0"/>
+          <w:bCs w:val="0"/>
+          <w:color w:val="auto"/>
+          <w:sz w:val="24"/>
+          <w:szCs w:val="24"/>
+          <w:lang w:val="en-US" w:eastAsia="zh-CN"/>
+        </w:rPr>
+      </w:pPr>
+      <w:r>
+        <w:rPr>
+          <w:rFonts w:hint="eastAsia"/>
+          <w:b w:val="0"/>
+          <w:bCs w:val="0"/>
+          <w:color w:val="auto"/>
+          <w:sz w:val="24"/>
+          <w:szCs w:val="24"/>
+          <w:lang w:val="en-US" w:eastAsia="zh-CN"/>
+        </w:rPr>
+        <w:t>2 2 3</w:t>
+      </w:r>
+    </w:p>
+    <w:p>
+      <w:pPr>
+        <w:widowControl w:val="0"/>
+        <w:numPr>
+          <w:ilvl w:val="0"/>
+          <w:numId w:val="0"/>
+        </w:numPr>
+        <w:jc w:val="both"/>
+        <w:rPr>
+          <w:rFonts w:hint="eastAsia"/>
+          <w:b w:val="0"/>
+          <w:bCs w:val="0"/>
+          <w:color w:val="auto"/>
+          <w:sz w:val="24"/>
+          <w:szCs w:val="24"/>
+          <w:lang w:val="en-US" w:eastAsia="zh-CN"/>
+        </w:rPr>
+      </w:pPr>
+      <w:r>
+        <w:rPr>
+          <w:rFonts w:hint="eastAsia"/>
+          <w:b w:val="0"/>
+          <w:bCs w:val="0"/>
+          <w:color w:val="auto"/>
+          <w:sz w:val="24"/>
+          <w:szCs w:val="24"/>
+          <w:lang w:val="en-US" w:eastAsia="zh-CN"/>
+        </w:rPr>
+        <w:t>4 1 6</w:t>
+      </w:r>
+    </w:p>
+    <w:p>
+      <w:pPr>
+        <w:widowControl w:val="0"/>
+        <w:numPr>
+          <w:ilvl w:val="0"/>
+          <w:numId w:val="0"/>
+        </w:numPr>
+        <w:jc w:val="both"/>
+        <w:rPr>
+          <w:rFonts w:hint="eastAsia"/>
+          <w:b w:val="0"/>
+          <w:bCs w:val="0"/>
+          <w:color w:val="auto"/>
+          <w:sz w:val="24"/>
+          <w:szCs w:val="24"/>
+          <w:lang w:val="en-US" w:eastAsia="zh-CN"/>
+        </w:rPr>
+      </w:pPr>
+      <w:r>
+        <w:rPr>
+          <w:rFonts w:hint="eastAsia"/>
+          <w:b w:val="0"/>
+          <w:bCs w:val="0"/>
+          <w:color w:val="auto"/>
+          <w:sz w:val="24"/>
+          <w:szCs w:val="24"/>
+          <w:lang w:val="en-US" w:eastAsia="zh-CN"/>
+        </w:rPr>
+        <w:t>4 2 3</w:t>
+      </w:r>
+    </w:p>
+    <w:p>
+      <w:pPr>
+        <w:widowControl w:val="0"/>
+        <w:numPr>
+          <w:ilvl w:val="0"/>
+          <w:numId w:val="0"/>
+        </w:numPr>
+        <w:jc w:val="both"/>
+        <w:rPr>
+          <w:rFonts w:hint="eastAsia"/>
+          <w:b w:val="0"/>
+          <w:bCs w:val="0"/>
+          <w:color w:val="auto"/>
+          <w:sz w:val="24"/>
+          <w:szCs w:val="24"/>
+          <w:lang w:val="en-US" w:eastAsia="zh-CN"/>
+        </w:rPr>
+      </w:pPr>
+      <w:r>
+        <w:rPr>
+          <w:rFonts w:hint="eastAsia"/>
+          <w:b w:val="0"/>
+          <w:bCs w:val="0"/>
+          <w:color w:val="auto"/>
+          <w:sz w:val="24"/>
+          <w:szCs w:val="24"/>
+          <w:lang w:val="en-US" w:eastAsia="zh-CN"/>
+        </w:rPr>
+        <w:t>1 5 5 7</w:t>
+      </w:r>
+    </w:p>
+    <w:p>
+      <w:pPr>
+        <w:widowControl w:val="0"/>
+        <w:numPr>
+          <w:ilvl w:val="0"/>
+          <w:numId w:val="0"/>
+        </w:numPr>
+        <w:jc w:val="both"/>
+        <w:rPr>
+          <w:rFonts w:hint="eastAsia"/>
+          <w:b w:val="0"/>
+          <w:bCs w:val="0"/>
+          <w:color w:val="auto"/>
+          <w:sz w:val="24"/>
+          <w:szCs w:val="24"/>
+          <w:lang w:val="en-US" w:eastAsia="zh-CN"/>
+        </w:rPr>
+      </w:pPr>
+      <w:r>
+        <w:rPr>
+          <w:rFonts w:hint="eastAsia"/>
+          <w:b w:val="0"/>
+          <w:bCs w:val="0"/>
+          <w:color w:val="auto"/>
+          <w:sz w:val="24"/>
+          <w:szCs w:val="24"/>
+          <w:lang w:val="en-US" w:eastAsia="zh-CN"/>
+        </w:rPr>
+        <w:t>4 1 6</w:t>
+      </w:r>
+    </w:p>
+    <w:p>
+      <w:pPr>
+        <w:widowControl w:val="0"/>
+        <w:numPr>
+          <w:ilvl w:val="0"/>
+          <w:numId w:val="0"/>
+        </w:numPr>
+        <w:jc w:val="both"/>
+        <w:rPr>
+          <w:rFonts w:hint="eastAsia"/>
+          <w:b w:val="0"/>
+          <w:bCs w:val="0"/>
+          <w:color w:val="auto"/>
+          <w:sz w:val="24"/>
+          <w:szCs w:val="24"/>
+          <w:lang w:val="en-US" w:eastAsia="zh-CN"/>
+        </w:rPr>
+      </w:pPr>
     </w:p>
     <w:p>
       <w:pPr>
@@ -507,6 +828,89 @@
         </w:rPr>
       </w:pPr>
       <w:bookmarkStart w:id="4" w:name="OLE_LINK9"/>
+      <w:r>
+        <w:rPr>
+          <w:rFonts w:hint="eastAsia"/>
+          <w:b w:val="0"/>
+          <w:bCs w:val="0"/>
+          <w:sz w:val="24"/>
+          <w:szCs w:val="24"/>
+          <w:lang w:val="en-US" w:eastAsia="zh-CN"/>
+        </w:rPr>
+        <w:t>3</w:t>
+      </w:r>
+    </w:p>
+    <w:p>
+      <w:pPr>
+        <w:jc w:val="both"/>
+        <w:rPr>
+          <w:rFonts w:hint="eastAsia"/>
+          <w:b w:val="0"/>
+          <w:bCs w:val="0"/>
+          <w:sz w:val="24"/>
+          <w:szCs w:val="24"/>
+          <w:lang w:val="en-US" w:eastAsia="zh-CN"/>
+        </w:rPr>
+      </w:pPr>
+      <w:r>
+        <w:rPr>
+          <w:rFonts w:hint="eastAsia"/>
+          <w:b w:val="0"/>
+          <w:bCs w:val="0"/>
+          <w:sz w:val="24"/>
+          <w:szCs w:val="24"/>
+          <w:lang w:val="en-US" w:eastAsia="zh-CN"/>
+        </w:rPr>
+        <w:t>5</w:t>
+      </w:r>
+    </w:p>
+    <w:p>
+      <w:pPr>
+        <w:jc w:val="both"/>
+        <w:rPr>
+          <w:rFonts w:hint="eastAsia"/>
+          <w:b w:val="0"/>
+          <w:bCs w:val="0"/>
+          <w:sz w:val="24"/>
+          <w:szCs w:val="24"/>
+          <w:lang w:val="en-US" w:eastAsia="zh-CN"/>
+        </w:rPr>
+      </w:pPr>
+      <w:r>
+        <w:rPr>
+          <w:rFonts w:hint="eastAsia"/>
+          <w:b w:val="0"/>
+          <w:bCs w:val="0"/>
+          <w:sz w:val="24"/>
+          <w:szCs w:val="24"/>
+          <w:lang w:val="en-US" w:eastAsia="zh-CN"/>
+        </w:rPr>
+        <w:t>2</w:t>
+      </w:r>
+    </w:p>
+    <w:p>
+      <w:pPr>
+        <w:jc w:val="both"/>
+        <w:rPr>
+          <w:rFonts w:hint="eastAsia"/>
+          <w:b w:val="0"/>
+          <w:bCs w:val="0"/>
+          <w:sz w:val="24"/>
+          <w:szCs w:val="24"/>
+          <w:lang w:val="en-US" w:eastAsia="zh-CN"/>
+        </w:rPr>
+      </w:pPr>
+      <w:r>
+        <w:rPr>
+          <w:rFonts w:hint="eastAsia"/>
+          <w:b w:val="0"/>
+          <w:bCs w:val="0"/>
+          <w:sz w:val="24"/>
+          <w:szCs w:val="24"/>
+          <w:lang w:val="en-US" w:eastAsia="zh-CN"/>
+        </w:rPr>
+        <w:t>6</w:t>
+      </w:r>
     </w:p>
     <w:p>
       <w:pPr>
@@ -561,16 +965,53 @@
     </w:p>
     <w:p>
       <w:pPr>
-        <w:jc w:val="both"/>
-        <w:rPr>
-          <w:rFonts w:hint="eastAsia"/>
-          <w:b w:val="0"/>
-          <w:bCs w:val="0"/>
-          <w:sz w:val="24"/>
-          <w:szCs w:val="24"/>
-          <w:lang w:val="en-US" w:eastAsia="zh-CN"/>
-        </w:rPr>
-      </w:pPr>
+        <w:ind w:firstLine="420" w:firstLineChars="0"/>
+        <w:jc w:val="both"/>
+        <w:rPr>
+          <w:rFonts w:hint="eastAsia"/>
+          <w:b w:val="0"/>
+          <w:bCs w:val="0"/>
+          <w:sz w:val="24"/>
+          <w:szCs w:val="24"/>
+          <w:lang w:val="en-US" w:eastAsia="zh-CN"/>
+        </w:rPr>
+      </w:pPr>
+      <w:r>
+        <w:rPr>
+          <w:rFonts w:hint="eastAsia"/>
+          <w:b w:val="0"/>
+          <w:bCs w:val="0"/>
+          <w:sz w:val="24"/>
+          <w:szCs w:val="24"/>
+          <w:lang w:val="en-US" w:eastAsia="zh-CN"/>
+        </w:rPr>
+        <w:t>1 &lt;= l &lt;= r &lt;= N; 1 &lt;= v &lt;= 1e9; l + len - 1 &lt;= n; 1 &lt;= nl &lt;= N - len + 1</w:t>
+      </w:r>
+    </w:p>
+    <w:p>
+      <w:pPr>
+        <w:ind w:firstLine="420" w:firstLineChars="0"/>
+        <w:jc w:val="both"/>
+        <w:rPr>
+          <w:rFonts w:hint="eastAsia"/>
+          <w:b w:val="0"/>
+          <w:bCs w:val="0"/>
+          <w:sz w:val="24"/>
+          <w:szCs w:val="24"/>
+          <w:lang w:val="en-US" w:eastAsia="zh-CN"/>
+        </w:rPr>
+      </w:pPr>
+      <w:r>
+        <w:rPr>
+          <w:rFonts w:hint="eastAsia"/>
+          <w:b w:val="0"/>
+          <w:bCs w:val="0"/>
+          <w:sz w:val="24"/>
+          <w:szCs w:val="24"/>
+          <w:lang w:val="en-US" w:eastAsia="zh-CN"/>
+        </w:rPr>
+        <w:t>1 &lt;= N &lt;= 20,0000; 1 &lt;= M &lt;= 20,0000;</w:t>
+      </w:r>
     </w:p>
     <w:p>
       <w:pPr>
